--- a/WarpDrive_Exit_GoNoGo_Reversed_Diagrams_and_Equations.docx
+++ b/WarpDrive_Exit_GoNoGo_Reversed_Diagrams_and_Equations.docx
@@ -1453,15 +1453,7 @@
           <w:sz w:val="24"/>
           <w:szCs w:val="24"/>
         </w:rPr>
-        <w:t xml:space="preserve">The synchronization </w:t>
-      </w:r>
-      <w:r>
-        <w:rPr>
-          <w:rFonts w:ascii="Times New Roman" w:eastAsia="Times New Roman" w:hAnsi="Times New Roman" w:cs="Times New Roman"/>
-          <w:sz w:val="24"/>
-          <w:szCs w:val="24"/>
-        </w:rPr>
-        <w:t>conditions are</w:t>
+        <w:t>The synchronization conditions are</w:t>
       </w:r>
     </w:p>
     <w:p>
@@ -1788,6 +1780,596 @@
             </a:graphic>
           </wp:inline>
         </w:drawing>
+      </w:r>
+    </w:p>
+    <w:p>
+      <w:pPr>
+        <w:jc w:val="center"/>
+      </w:pPr>
+    </w:p>
+    <w:p>
+      <w:pPr>
+        <w:spacing w:before="100" w:beforeAutospacing="1" w:after="100" w:afterAutospacing="1" w:line="240" w:lineRule="auto"/>
+        <w:outlineLvl w:val="1"/>
+        <w:rPr>
+          <w:rFonts w:ascii="Times New Roman" w:eastAsia="Times New Roman" w:hAnsi="Times New Roman" w:cs="Times New Roman"/>
+          <w:b/>
+          <w:bCs/>
+          <w:sz w:val="36"/>
+          <w:szCs w:val="36"/>
+        </w:rPr>
+      </w:pPr>
+      <w:r>
+        <w:rPr>
+          <w:rFonts w:ascii="Times New Roman" w:eastAsia="Times New Roman" w:hAnsi="Times New Roman" w:cs="Times New Roman"/>
+          <w:b/>
+          <w:bCs/>
+          <w:sz w:val="36"/>
+          <w:szCs w:val="36"/>
+        </w:rPr>
+        <w:lastRenderedPageBreak/>
+        <w:t>References</w:t>
+      </w:r>
+    </w:p>
+    <w:p>
+      <w:pPr>
+        <w:spacing w:before="100" w:beforeAutospacing="1" w:after="100" w:afterAutospacing="1" w:line="240" w:lineRule="auto"/>
+        <w:rPr>
+          <w:rFonts w:ascii="Times New Roman" w:eastAsia="Times New Roman" w:hAnsi="Times New Roman" w:cs="Times New Roman"/>
+          <w:sz w:val="24"/>
+          <w:szCs w:val="24"/>
+        </w:rPr>
+      </w:pPr>
+      <w:r>
+        <w:rPr>
+          <w:rFonts w:ascii="Times New Roman" w:eastAsia="Times New Roman" w:hAnsi="Times New Roman" w:cs="Times New Roman"/>
+          <w:sz w:val="24"/>
+          <w:szCs w:val="24"/>
+        </w:rPr>
+        <w:t>NASA</w:t>
+      </w:r>
+      <w:r>
+        <w:rPr>
+          <w:rFonts w:ascii="Times New Roman" w:eastAsia="Times New Roman" w:hAnsi="Times New Roman" w:cs="Times New Roman"/>
+          <w:sz w:val="24"/>
+          <w:szCs w:val="24"/>
+        </w:rPr>
+        <w:br/>
+      </w:r>
+      <w:proofErr w:type="spellStart"/>
+      <w:r>
+        <w:rPr>
+          <w:rFonts w:ascii="Times New Roman" w:eastAsia="Times New Roman" w:hAnsi="Times New Roman" w:cs="Times New Roman"/>
+          <w:sz w:val="24"/>
+          <w:szCs w:val="24"/>
+        </w:rPr>
+        <w:t>NASA</w:t>
+      </w:r>
+      <w:proofErr w:type="spellEnd"/>
+      <w:r>
+        <w:rPr>
+          <w:rFonts w:ascii="Times New Roman" w:eastAsia="Times New Roman" w:hAnsi="Times New Roman" w:cs="Times New Roman"/>
+          <w:sz w:val="24"/>
+          <w:szCs w:val="24"/>
+        </w:rPr>
+        <w:t xml:space="preserve"> Glenn Research Center. </w:t>
+      </w:r>
+      <w:r>
+        <w:rPr>
+          <w:rFonts w:ascii="Times New Roman" w:eastAsia="Times New Roman" w:hAnsi="Times New Roman" w:cs="Times New Roman"/>
+          <w:i/>
+          <w:iCs/>
+          <w:sz w:val="24"/>
+          <w:szCs w:val="24"/>
+        </w:rPr>
+        <w:t>Hypersonic Flight and Reentry</w:t>
+      </w:r>
+      <w:r>
+        <w:rPr>
+          <w:rFonts w:ascii="Times New Roman" w:eastAsia="Times New Roman" w:hAnsi="Times New Roman" w:cs="Times New Roman"/>
+          <w:sz w:val="24"/>
+          <w:szCs w:val="24"/>
+        </w:rPr>
+        <w:t>.</w:t>
+      </w:r>
+      <w:r>
+        <w:rPr>
+          <w:rFonts w:ascii="Times New Roman" w:eastAsia="Times New Roman" w:hAnsi="Times New Roman" w:cs="Times New Roman"/>
+          <w:sz w:val="24"/>
+          <w:szCs w:val="24"/>
+        </w:rPr>
+        <w:br/>
+      </w:r>
+      <w:hyperlink r:id="rId14" w:tgtFrame="_new" w:history="1">
+        <w:r>
+          <w:rPr>
+            <w:rFonts w:ascii="Times New Roman" w:eastAsia="Times New Roman" w:hAnsi="Times New Roman" w:cs="Times New Roman"/>
+            <w:color w:val="0000FF"/>
+            <w:sz w:val="24"/>
+            <w:szCs w:val="24"/>
+            <w:u w:val="single"/>
+          </w:rPr>
+          <w:t>https://www.grc.nasa.gov/www/BGH/hihyper.html</w:t>
+        </w:r>
+      </w:hyperlink>
+    </w:p>
+    <w:p>
+      <w:pPr>
+        <w:spacing w:before="100" w:beforeAutospacing="1" w:after="100" w:afterAutospacing="1" w:line="240" w:lineRule="auto"/>
+        <w:rPr>
+          <w:rFonts w:ascii="Times New Roman" w:eastAsia="Times New Roman" w:hAnsi="Times New Roman" w:cs="Times New Roman"/>
+          <w:sz w:val="24"/>
+          <w:szCs w:val="24"/>
+        </w:rPr>
+      </w:pPr>
+      <w:r>
+        <w:rPr>
+          <w:rFonts w:ascii="Times New Roman" w:eastAsia="Times New Roman" w:hAnsi="Times New Roman" w:cs="Times New Roman"/>
+          <w:sz w:val="24"/>
+          <w:szCs w:val="24"/>
+        </w:rPr>
+        <w:t>NASA</w:t>
+      </w:r>
+      <w:r>
+        <w:rPr>
+          <w:rFonts w:ascii="Times New Roman" w:eastAsia="Times New Roman" w:hAnsi="Times New Roman" w:cs="Times New Roman"/>
+          <w:sz w:val="24"/>
+          <w:szCs w:val="24"/>
+        </w:rPr>
+        <w:br/>
+      </w:r>
+      <w:proofErr w:type="spellStart"/>
+      <w:r>
+        <w:rPr>
+          <w:rFonts w:ascii="Times New Roman" w:eastAsia="Times New Roman" w:hAnsi="Times New Roman" w:cs="Times New Roman"/>
+          <w:sz w:val="24"/>
+          <w:szCs w:val="24"/>
+        </w:rPr>
+        <w:t>NASA</w:t>
+      </w:r>
+      <w:proofErr w:type="spellEnd"/>
+      <w:r>
+        <w:rPr>
+          <w:rFonts w:ascii="Times New Roman" w:eastAsia="Times New Roman" w:hAnsi="Times New Roman" w:cs="Times New Roman"/>
+          <w:sz w:val="24"/>
+          <w:szCs w:val="24"/>
+        </w:rPr>
+        <w:t xml:space="preserve"> Glenn Research Center. </w:t>
+      </w:r>
+      <w:r>
+        <w:rPr>
+          <w:rFonts w:ascii="Times New Roman" w:eastAsia="Times New Roman" w:hAnsi="Times New Roman" w:cs="Times New Roman"/>
+          <w:i/>
+          <w:iCs/>
+          <w:sz w:val="24"/>
+          <w:szCs w:val="24"/>
+        </w:rPr>
+        <w:t>Orbital Mechanics and Spaceflight Basics</w:t>
+      </w:r>
+      <w:r>
+        <w:rPr>
+          <w:rFonts w:ascii="Times New Roman" w:eastAsia="Times New Roman" w:hAnsi="Times New Roman" w:cs="Times New Roman"/>
+          <w:sz w:val="24"/>
+          <w:szCs w:val="24"/>
+        </w:rPr>
+        <w:t>.</w:t>
+      </w:r>
+      <w:r>
+        <w:rPr>
+          <w:rFonts w:ascii="Times New Roman" w:eastAsia="Times New Roman" w:hAnsi="Times New Roman" w:cs="Times New Roman"/>
+          <w:sz w:val="24"/>
+          <w:szCs w:val="24"/>
+        </w:rPr>
+        <w:br/>
+      </w:r>
+      <w:hyperlink r:id="rId15" w:tgtFrame="_new" w:history="1">
+        <w:r>
+          <w:rPr>
+            <w:rFonts w:ascii="Times New Roman" w:eastAsia="Times New Roman" w:hAnsi="Times New Roman" w:cs="Times New Roman"/>
+            <w:color w:val="0000FF"/>
+            <w:sz w:val="24"/>
+            <w:szCs w:val="24"/>
+            <w:u w:val="single"/>
+          </w:rPr>
+          <w:t>https://www.grc.nasa.gov/www/k-12/airplane/hmission.html</w:t>
+        </w:r>
+      </w:hyperlink>
+    </w:p>
+    <w:p>
+      <w:pPr>
+        <w:spacing w:before="100" w:beforeAutospacing="1" w:after="100" w:afterAutospacing="1" w:line="240" w:lineRule="auto"/>
+        <w:rPr>
+          <w:rFonts w:ascii="Times New Roman" w:eastAsia="Times New Roman" w:hAnsi="Times New Roman" w:cs="Times New Roman"/>
+          <w:sz w:val="24"/>
+          <w:szCs w:val="24"/>
+        </w:rPr>
+      </w:pPr>
+      <w:r>
+        <w:rPr>
+          <w:rFonts w:ascii="Times New Roman" w:eastAsia="Times New Roman" w:hAnsi="Times New Roman" w:cs="Times New Roman"/>
+          <w:sz w:val="24"/>
+          <w:szCs w:val="24"/>
+        </w:rPr>
+        <w:t>Fundamentals of Astrodynamics</w:t>
+      </w:r>
+      <w:r>
+        <w:rPr>
+          <w:rFonts w:ascii="Times New Roman" w:eastAsia="Times New Roman" w:hAnsi="Times New Roman" w:cs="Times New Roman"/>
+          <w:sz w:val="24"/>
+          <w:szCs w:val="24"/>
+        </w:rPr>
+        <w:br/>
+        <w:t>Bate, R. R., Mueller, D. D., &amp; White, J. E.</w:t>
+      </w:r>
+      <w:r>
+        <w:rPr>
+          <w:rFonts w:ascii="Times New Roman" w:eastAsia="Times New Roman" w:hAnsi="Times New Roman" w:cs="Times New Roman"/>
+          <w:sz w:val="24"/>
+          <w:szCs w:val="24"/>
+        </w:rPr>
+        <w:br/>
+      </w:r>
+      <w:r>
+        <w:rPr>
+          <w:rFonts w:ascii="Times New Roman" w:eastAsia="Times New Roman" w:hAnsi="Times New Roman" w:cs="Times New Roman"/>
+          <w:i/>
+          <w:iCs/>
+          <w:sz w:val="24"/>
+          <w:szCs w:val="24"/>
+        </w:rPr>
+        <w:t>Fundamentals of Astrodynamics</w:t>
+      </w:r>
+      <w:r>
+        <w:rPr>
+          <w:rFonts w:ascii="Times New Roman" w:eastAsia="Times New Roman" w:hAnsi="Times New Roman" w:cs="Times New Roman"/>
+          <w:sz w:val="24"/>
+          <w:szCs w:val="24"/>
+        </w:rPr>
+        <w:t>. Dover Publications, 1971.</w:t>
+      </w:r>
+    </w:p>
+    <w:p>
+      <w:pPr>
+        <w:spacing w:before="100" w:beforeAutospacing="1" w:after="100" w:afterAutospacing="1" w:line="240" w:lineRule="auto"/>
+        <w:rPr>
+          <w:rFonts w:ascii="Times New Roman" w:eastAsia="Times New Roman" w:hAnsi="Times New Roman" w:cs="Times New Roman"/>
+          <w:sz w:val="24"/>
+          <w:szCs w:val="24"/>
+        </w:rPr>
+      </w:pPr>
+      <w:r>
+        <w:rPr>
+          <w:rFonts w:ascii="Times New Roman" w:eastAsia="Times New Roman" w:hAnsi="Times New Roman" w:cs="Times New Roman"/>
+          <w:sz w:val="24"/>
+          <w:szCs w:val="24"/>
+        </w:rPr>
+        <w:t>Modern Compressible Flow</w:t>
+      </w:r>
+      <w:r>
+        <w:rPr>
+          <w:rFonts w:ascii="Times New Roman" w:eastAsia="Times New Roman" w:hAnsi="Times New Roman" w:cs="Times New Roman"/>
+          <w:sz w:val="24"/>
+          <w:szCs w:val="24"/>
+        </w:rPr>
+        <w:br/>
+        <w:t>Anderson, J. D.</w:t>
+      </w:r>
+      <w:r>
+        <w:rPr>
+          <w:rFonts w:ascii="Times New Roman" w:eastAsia="Times New Roman" w:hAnsi="Times New Roman" w:cs="Times New Roman"/>
+          <w:sz w:val="24"/>
+          <w:szCs w:val="24"/>
+        </w:rPr>
+        <w:br/>
+      </w:r>
+      <w:r>
+        <w:rPr>
+          <w:rFonts w:ascii="Times New Roman" w:eastAsia="Times New Roman" w:hAnsi="Times New Roman" w:cs="Times New Roman"/>
+          <w:i/>
+          <w:iCs/>
+          <w:sz w:val="24"/>
+          <w:szCs w:val="24"/>
+        </w:rPr>
+        <w:t>Modern Compressible Flow: With Historical Perspective</w:t>
+      </w:r>
+      <w:r>
+        <w:rPr>
+          <w:rFonts w:ascii="Times New Roman" w:eastAsia="Times New Roman" w:hAnsi="Times New Roman" w:cs="Times New Roman"/>
+          <w:sz w:val="24"/>
+          <w:szCs w:val="24"/>
+        </w:rPr>
+        <w:t>. McGraw-Hill, 2003.</w:t>
+      </w:r>
+    </w:p>
+    <w:p>
+      <w:pPr>
+        <w:spacing w:before="100" w:beforeAutospacing="1" w:after="100" w:afterAutospacing="1" w:line="240" w:lineRule="auto"/>
+        <w:rPr>
+          <w:rFonts w:ascii="Times New Roman" w:eastAsia="Times New Roman" w:hAnsi="Times New Roman" w:cs="Times New Roman"/>
+          <w:sz w:val="24"/>
+          <w:szCs w:val="24"/>
+        </w:rPr>
+      </w:pPr>
+      <w:r>
+        <w:rPr>
+          <w:rFonts w:ascii="Times New Roman" w:eastAsia="Times New Roman" w:hAnsi="Times New Roman" w:cs="Times New Roman"/>
+          <w:sz w:val="24"/>
+          <w:szCs w:val="24"/>
+        </w:rPr>
+        <w:t>Hypersonic and High Temperature Gas Dynamics</w:t>
+      </w:r>
+      <w:r>
+        <w:rPr>
+          <w:rFonts w:ascii="Times New Roman" w:eastAsia="Times New Roman" w:hAnsi="Times New Roman" w:cs="Times New Roman"/>
+          <w:sz w:val="24"/>
+          <w:szCs w:val="24"/>
+        </w:rPr>
+        <w:br/>
+        <w:t>Anderson, J. D.</w:t>
+      </w:r>
+      <w:r>
+        <w:rPr>
+          <w:rFonts w:ascii="Times New Roman" w:eastAsia="Times New Roman" w:hAnsi="Times New Roman" w:cs="Times New Roman"/>
+          <w:sz w:val="24"/>
+          <w:szCs w:val="24"/>
+        </w:rPr>
+        <w:br/>
+      </w:r>
+      <w:r>
+        <w:rPr>
+          <w:rFonts w:ascii="Times New Roman" w:eastAsia="Times New Roman" w:hAnsi="Times New Roman" w:cs="Times New Roman"/>
+          <w:i/>
+          <w:iCs/>
+          <w:sz w:val="24"/>
+          <w:szCs w:val="24"/>
+        </w:rPr>
+        <w:t>Hypersonic and High-Temperature Gas Dynamics</w:t>
+      </w:r>
+      <w:r>
+        <w:rPr>
+          <w:rFonts w:ascii="Times New Roman" w:eastAsia="Times New Roman" w:hAnsi="Times New Roman" w:cs="Times New Roman"/>
+          <w:sz w:val="24"/>
+          <w:szCs w:val="24"/>
+        </w:rPr>
+        <w:t>. AIAA, 2006.</w:t>
+      </w:r>
+    </w:p>
+    <w:p>
+      <w:pPr>
+        <w:spacing w:before="100" w:beforeAutospacing="1" w:after="100" w:afterAutospacing="1" w:line="240" w:lineRule="auto"/>
+        <w:rPr>
+          <w:rFonts w:ascii="Times New Roman" w:eastAsia="Times New Roman" w:hAnsi="Times New Roman" w:cs="Times New Roman"/>
+          <w:sz w:val="24"/>
+          <w:szCs w:val="24"/>
+        </w:rPr>
+      </w:pPr>
+      <w:r>
+        <w:rPr>
+          <w:rFonts w:ascii="Times New Roman" w:eastAsia="Times New Roman" w:hAnsi="Times New Roman" w:cs="Times New Roman"/>
+          <w:sz w:val="24"/>
+          <w:szCs w:val="24"/>
+        </w:rPr>
+        <w:t>Atmospheric Re-Entry Vehicle Mechanics</w:t>
+      </w:r>
+      <w:r>
+        <w:rPr>
+          <w:rFonts w:ascii="Times New Roman" w:eastAsia="Times New Roman" w:hAnsi="Times New Roman" w:cs="Times New Roman"/>
+          <w:sz w:val="24"/>
+          <w:szCs w:val="24"/>
+        </w:rPr>
+        <w:br/>
+      </w:r>
+      <w:proofErr w:type="spellStart"/>
+      <w:r>
+        <w:rPr>
+          <w:rFonts w:ascii="Times New Roman" w:eastAsia="Times New Roman" w:hAnsi="Times New Roman" w:cs="Times New Roman"/>
+          <w:sz w:val="24"/>
+          <w:szCs w:val="24"/>
+        </w:rPr>
+        <w:t>Gallais</w:t>
+      </w:r>
+      <w:proofErr w:type="spellEnd"/>
+      <w:r>
+        <w:rPr>
+          <w:rFonts w:ascii="Times New Roman" w:eastAsia="Times New Roman" w:hAnsi="Times New Roman" w:cs="Times New Roman"/>
+          <w:sz w:val="24"/>
+          <w:szCs w:val="24"/>
+        </w:rPr>
+        <w:t>, P.</w:t>
+      </w:r>
+      <w:r>
+        <w:rPr>
+          <w:rFonts w:ascii="Times New Roman" w:eastAsia="Times New Roman" w:hAnsi="Times New Roman" w:cs="Times New Roman"/>
+          <w:sz w:val="24"/>
+          <w:szCs w:val="24"/>
+        </w:rPr>
+        <w:br/>
+      </w:r>
+      <w:r>
+        <w:rPr>
+          <w:rFonts w:ascii="Times New Roman" w:eastAsia="Times New Roman" w:hAnsi="Times New Roman" w:cs="Times New Roman"/>
+          <w:i/>
+          <w:iCs/>
+          <w:sz w:val="24"/>
+          <w:szCs w:val="24"/>
+        </w:rPr>
+        <w:t>Atmospheric Re-Entry Vehicle Mechanics</w:t>
+      </w:r>
+      <w:r>
+        <w:rPr>
+          <w:rFonts w:ascii="Times New Roman" w:eastAsia="Times New Roman" w:hAnsi="Times New Roman" w:cs="Times New Roman"/>
+          <w:sz w:val="24"/>
+          <w:szCs w:val="24"/>
+        </w:rPr>
+        <w:t>. Springer, 2007.</w:t>
+      </w:r>
+    </w:p>
+    <w:p>
+      <w:pPr>
+        <w:spacing w:before="100" w:beforeAutospacing="1" w:after="100" w:afterAutospacing="1" w:line="240" w:lineRule="auto"/>
+        <w:rPr>
+          <w:rFonts w:ascii="Times New Roman" w:eastAsia="Times New Roman" w:hAnsi="Times New Roman" w:cs="Times New Roman"/>
+          <w:sz w:val="24"/>
+          <w:szCs w:val="24"/>
+        </w:rPr>
+      </w:pPr>
+      <w:r>
+        <w:rPr>
+          <w:rFonts w:ascii="Times New Roman" w:eastAsia="Times New Roman" w:hAnsi="Times New Roman" w:cs="Times New Roman"/>
+          <w:sz w:val="24"/>
+          <w:szCs w:val="24"/>
+        </w:rPr>
+        <w:t>Space Vehicle Design</w:t>
+      </w:r>
+      <w:r>
+        <w:rPr>
+          <w:rFonts w:ascii="Times New Roman" w:eastAsia="Times New Roman" w:hAnsi="Times New Roman" w:cs="Times New Roman"/>
+          <w:sz w:val="24"/>
+          <w:szCs w:val="24"/>
+        </w:rPr>
+        <w:br/>
+        <w:t>Griffin, M. D., &amp; French, J. R.</w:t>
+      </w:r>
+      <w:r>
+        <w:rPr>
+          <w:rFonts w:ascii="Times New Roman" w:eastAsia="Times New Roman" w:hAnsi="Times New Roman" w:cs="Times New Roman"/>
+          <w:sz w:val="24"/>
+          <w:szCs w:val="24"/>
+        </w:rPr>
+        <w:br/>
+      </w:r>
+      <w:r>
+        <w:rPr>
+          <w:rFonts w:ascii="Times New Roman" w:eastAsia="Times New Roman" w:hAnsi="Times New Roman" w:cs="Times New Roman"/>
+          <w:i/>
+          <w:iCs/>
+          <w:sz w:val="24"/>
+          <w:szCs w:val="24"/>
+        </w:rPr>
+        <w:t>Space Vehicle Design</w:t>
+      </w:r>
+      <w:r>
+        <w:rPr>
+          <w:rFonts w:ascii="Times New Roman" w:eastAsia="Times New Roman" w:hAnsi="Times New Roman" w:cs="Times New Roman"/>
+          <w:sz w:val="24"/>
+          <w:szCs w:val="24"/>
+        </w:rPr>
+        <w:t>. AIAA Education Series, 2004.</w:t>
+      </w:r>
+    </w:p>
+    <w:p>
+      <w:pPr>
+        <w:spacing w:before="100" w:beforeAutospacing="1" w:after="100" w:afterAutospacing="1" w:line="240" w:lineRule="auto"/>
+        <w:rPr>
+          <w:rFonts w:ascii="Times New Roman" w:eastAsia="Times New Roman" w:hAnsi="Times New Roman" w:cs="Times New Roman"/>
+          <w:sz w:val="24"/>
+          <w:szCs w:val="24"/>
+        </w:rPr>
+      </w:pPr>
+      <w:r>
+        <w:rPr>
+          <w:rFonts w:ascii="Times New Roman" w:eastAsia="Times New Roman" w:hAnsi="Times New Roman" w:cs="Times New Roman"/>
+          <w:sz w:val="24"/>
+          <w:szCs w:val="24"/>
+        </w:rPr>
+        <w:t>National Institute of Standards and Technology</w:t>
+      </w:r>
+      <w:r>
+        <w:rPr>
+          <w:rFonts w:ascii="Times New Roman" w:eastAsia="Times New Roman" w:hAnsi="Times New Roman" w:cs="Times New Roman"/>
+          <w:sz w:val="24"/>
+          <w:szCs w:val="24"/>
+        </w:rPr>
+        <w:br/>
+        <w:t xml:space="preserve">NIST. </w:t>
+      </w:r>
+      <w:r>
+        <w:rPr>
+          <w:rFonts w:ascii="Times New Roman" w:eastAsia="Times New Roman" w:hAnsi="Times New Roman" w:cs="Times New Roman"/>
+          <w:i/>
+          <w:iCs/>
+          <w:sz w:val="24"/>
+          <w:szCs w:val="24"/>
+        </w:rPr>
+        <w:t>Atomic Clocks and Primary Frequency Standards</w:t>
+      </w:r>
+      <w:r>
+        <w:rPr>
+          <w:rFonts w:ascii="Times New Roman" w:eastAsia="Times New Roman" w:hAnsi="Times New Roman" w:cs="Times New Roman"/>
+          <w:sz w:val="24"/>
+          <w:szCs w:val="24"/>
+        </w:rPr>
+        <w:t>.</w:t>
+      </w:r>
+      <w:r>
+        <w:rPr>
+          <w:rFonts w:ascii="Times New Roman" w:eastAsia="Times New Roman" w:hAnsi="Times New Roman" w:cs="Times New Roman"/>
+          <w:sz w:val="24"/>
+          <w:szCs w:val="24"/>
+        </w:rPr>
+        <w:br/>
+      </w:r>
+      <w:hyperlink r:id="rId16" w:tgtFrame="_new" w:history="1">
+        <w:r>
+          <w:rPr>
+            <w:rFonts w:ascii="Times New Roman" w:eastAsia="Times New Roman" w:hAnsi="Times New Roman" w:cs="Times New Roman"/>
+            <w:color w:val="0000FF"/>
+            <w:sz w:val="24"/>
+            <w:szCs w:val="24"/>
+            <w:u w:val="single"/>
+          </w:rPr>
+          <w:t>https://www.nist.gov/pml/time-and-frequency-division</w:t>
+        </w:r>
+      </w:hyperlink>
+    </w:p>
+    <w:p>
+      <w:pPr>
+        <w:spacing w:after="0" w:line="240" w:lineRule="auto"/>
+      </w:pPr>
+      <w:r>
+        <w:rPr>
+          <w:rFonts w:ascii="Times New Roman" w:eastAsia="Times New Roman" w:hAnsi="Times New Roman" w:cs="Times New Roman"/>
+          <w:b/>
+          <w:bCs/>
+          <w:sz w:val="24"/>
+          <w:szCs w:val="24"/>
+        </w:rPr>
+        <w:t>Casanova, G.</w:t>
+      </w:r>
+      <w:r>
+        <w:rPr>
+          <w:rFonts w:ascii="Times New Roman" w:eastAsia="Times New Roman" w:hAnsi="Times New Roman" w:cs="Times New Roman"/>
+          <w:sz w:val="24"/>
+          <w:szCs w:val="24"/>
+        </w:rPr>
+        <w:br/>
+      </w:r>
+      <w:r>
+        <w:rPr>
+          <w:rFonts w:ascii="Times New Roman" w:eastAsia="Times New Roman" w:hAnsi="Times New Roman" w:cs="Times New Roman"/>
+          <w:i/>
+          <w:iCs/>
+          <w:sz w:val="24"/>
+          <w:szCs w:val="24"/>
+        </w:rPr>
+        <w:t>Curvature Synchronization Theory (CST): A Timing-Based Control Framework for High-Velocity Aerospace Systems</w:t>
+      </w:r>
+      <w:r>
+        <w:rPr>
+          <w:rFonts w:ascii="Times New Roman" w:eastAsia="Times New Roman" w:hAnsi="Times New Roman" w:cs="Times New Roman"/>
+          <w:sz w:val="24"/>
+          <w:szCs w:val="24"/>
+        </w:rPr>
+        <w:t>.</w:t>
+      </w:r>
+      <w:r>
+        <w:rPr>
+          <w:rFonts w:ascii="Times New Roman" w:eastAsia="Times New Roman" w:hAnsi="Times New Roman" w:cs="Times New Roman"/>
+          <w:sz w:val="24"/>
+          <w:szCs w:val="24"/>
+        </w:rPr>
+        <w:br/>
+        <w:t>(Theory p</w:t>
       </w:r>
     </w:p>
     <w:sectPr>
